--- a/assets/templates/hazardous-waste-generators.docx
+++ b/assets/templates/hazardous-waste-generators.docx
@@ -20428,6 +20428,7 @@
     <w:p/>
     <w:p>
       <w:pPr>
+        <w:pageBreakBefore/>
         <w:spacing w:after="0" w:line="240" w:lineRule="auto"/>
         <w:jc w:val="center"/>
         <w:rPr>

--- a/assets/templates/hazardous-waste-generators.docx
+++ b/assets/templates/hazardous-waste-generators.docx
@@ -20275,20 +20275,20 @@
                 <w:bCs/>
                 <w:sz w:val="20"/>
               </w:rPr>
-              <w:t>JANE T. DUMENDEN</w:t>
-            </w:r>
-          </w:p>
-          <w:p>
-            <w:pPr>
-              <w:rPr>
-                <w:sz w:val="20"/>
-              </w:rPr>
-            </w:pPr>
-            <w:r>
-              <w:rPr>
-                <w:sz w:val="20"/>
-              </w:rPr>
-              <w:t>OIC-CHWMS</w:t>
+              <w:t xml:space="preserve">{sig_recommending_name}</w:t>
+            </w:r>
+          </w:p>
+          <w:p>
+            <w:pPr>
+              <w:rPr>
+                <w:sz w:val="20"/>
+              </w:rPr>
+            </w:pPr>
+            <w:r>
+              <w:rPr>
+                <w:sz w:val="20"/>
+              </w:rPr>
+              <w:t xml:space="preserve">{sig_recommending_position}</w:t>
             </w:r>
           </w:p>
         </w:tc>
@@ -20350,7 +20350,7 @@
                 <w:sz w:val="20"/>
                 <w:szCs w:val="20"/>
               </w:rPr>
-              <w:t>ENGR. DAN GOODWIN S. BORJA</w:t>
+              <w:t xml:space="preserve">{sig_approver_name}</w:t>
             </w:r>
           </w:p>
           <w:p>
@@ -20365,7 +20365,7 @@
                 <w:sz w:val="20"/>
                 <w:szCs w:val="20"/>
               </w:rPr>
-              <w:t>OIC-</w:t>
+              <w:t xml:space="preserve">{sig_approver_position}</w:t>
             </w:r>
             <w:r>
               <w:rPr>
@@ -20373,7 +20373,7 @@
                 <w:sz w:val="20"/>
                 <w:szCs w:val="20"/>
               </w:rPr>
-              <w:t>Chief, EMED</w:t>
+              <w:t xml:space="preserve"/>
             </w:r>
           </w:p>
         </w:tc>

--- a/assets/templates/hazardous-waste-generators.docx
+++ b/assets/templates/hazardous-waste-generators.docx
@@ -20144,7 +20144,7 @@
                 <w:b/>
                 <w:sz w:val="20"/>
               </w:rPr>
-              <w:t xml:space="preserve">{sig_inspector_name}</w:t>
+              <w:t xml:space="preserve">{#sig_inspectors}{sig_inspector_name}</w:t>
             </w:r>
           </w:p>
           <w:p>
@@ -20159,7 +20159,7 @@
                 <w:rFonts w:cstheme="minorHAnsi"/>
                 <w:sz w:val="20"/>
               </w:rPr>
-              <w:t xml:space="preserve">{sig_inspector_position}</w:t>
+              <w:t xml:space="preserve">{sig_inspector_position}{/sig_inspectors}</w:t>
             </w:r>
           </w:p>
           <w:p>

--- a/assets/templates/hazardous-waste-generators.docx
+++ b/assets/templates/hazardous-waste-generators.docx
@@ -20131,6 +20131,11 @@
             </w:pPr>
           </w:p>
           <w:p>
+            <w:r>
+              <w:t>{#sig_inspectors}</w:t>
+            </w:r>
+          </w:p>
+          <w:p>
             <w:pPr>
               <w:rPr>
                 <w:rFonts w:cstheme="minorHAnsi"/>
@@ -20144,7 +20149,7 @@
                 <w:b/>
                 <w:sz w:val="20"/>
               </w:rPr>
-              <w:t xml:space="preserve">{#sig_inspectors}{sig_inspector_name}</w:t>
+              <w:t xml:space="preserve">{sig_inspector_name}</w:t>
             </w:r>
           </w:p>
           <w:p>
@@ -20159,7 +20164,17 @@
                 <w:rFonts w:cstheme="minorHAnsi"/>
                 <w:sz w:val="20"/>
               </w:rPr>
-              <w:t xml:space="preserve">{sig_inspector_position}{/sig_inspectors}</w:t>
+              <w:t xml:space="preserve">{sig_inspector_position}</w:t>
+            </w:r>
+          </w:p>
+          <w:p>
+            <w:pPr>
+              <w:spacing w:after="0"/>
+            </w:pPr>
+          </w:p>
+          <w:p>
+            <w:r>
+              <w:t>{/sig_inspectors}</w:t>
             </w:r>
           </w:p>
           <w:p>

--- a/assets/templates/hazardous-waste-generators.docx
+++ b/assets/templates/hazardous-waste-generators.docx
@@ -20476,6 +20476,7 @@
         <w:tc>
           <w:tcPr>
             <w:tcW w:w="2500" w:type="pct"/>
+            <w:vAlign w:val="center"/>
           </w:tcPr>
           <w:p>
             <w:r>
@@ -20508,6 +20509,7 @@
         <w:tc>
           <w:tcPr>
             <w:tcW w:w="2500" w:type="pct"/>
+            <w:vAlign w:val="center"/>
           </w:tcPr>
           <w:p>
             <w:r>

--- a/assets/templates/hazardous-waste-generators.docx
+++ b/assets/templates/hazardous-waste-generators.docx
@@ -20117,23 +20117,23 @@
             <w:tcW w:w="4680" w:type="dxa"/>
           </w:tcPr>
           <w:p>
-            <w:pPr>
-              <w:rPr>
-                <w:sz w:val="20"/>
-              </w:rPr>
-            </w:pPr>
-          </w:p>
-          <w:p>
-            <w:pPr>
-              <w:rPr>
-                <w:sz w:val="20"/>
-              </w:rPr>
-            </w:pPr>
-          </w:p>
-          <w:p>
             <w:r>
               <w:t>{#sig_inspectors}</w:t>
             </w:r>
+          </w:p>
+          <w:p>
+            <w:pPr>
+              <w:rPr>
+                <w:sz w:val="20"/>
+              </w:rPr>
+            </w:pPr>
+          </w:p>
+          <w:p>
+            <w:pPr>
+              <w:rPr>
+                <w:sz w:val="20"/>
+              </w:rPr>
+            </w:pPr>
           </w:p>
           <w:p>
             <w:pPr>
@@ -20166,11 +20166,6 @@
               </w:rPr>
               <w:t xml:space="preserve">{sig_inspector_position}</w:t>
             </w:r>
-          </w:p>
-          <w:p>
-            <w:pPr>
-              <w:spacing w:after="0"/>
-            </w:pPr>
           </w:p>
           <w:p>
             <w:r>
